--- a/sem3/otis/Пальчевский_МД_ЛР1.docx
+++ b/sem3/otis/Пальчевский_МД_ЛР1.docx
@@ -813,7 +813,6 @@
           <w:bCs w:val="1"/>
           <w:sz w:val="24"/>
           <w:szCs w:val="24"/>
-          <w:u w:val="none"/>
         </w:rPr>
       </w:pPr>
       <w:r>
@@ -826,6 +825,11 @@
           <w:rtl w:val="0"/>
         </w:rPr>
         <w:t xml:space="preserve">Краткая характеристика системы: </w:t>
+      </w:r>
+      <w:r>
+        <w:rPr>
+          <w:rtl w:val="0"/>
+        </w:rPr>
       </w:r>
     </w:p>
     <w:p>
@@ -988,7 +992,6 @@
           <w:bCs w:val="1"/>
           <w:sz w:val="24"/>
           <w:szCs w:val="24"/>
-          <w:u w:val="none"/>
         </w:rPr>
       </w:pPr>
       <w:r>
@@ -1001,6 +1004,11 @@
           <w:rtl w:val="0"/>
         </w:rPr>
         <w:t xml:space="preserve">Модель “Черный ящик”.</w:t>
+      </w:r>
+      <w:r>
+        <w:rPr>
+          <w:rtl w:val="0"/>
+        </w:rPr>
       </w:r>
     </w:p>
     <w:p>
@@ -1258,7 +1266,6 @@
           <w:bCs w:val="1"/>
           <w:sz w:val="24"/>
           <w:szCs w:val="24"/>
-          <w:u w:val="none"/>
         </w:rPr>
       </w:pPr>
       <w:r>
@@ -1271,6 +1278,11 @@
           <w:rtl w:val="0"/>
         </w:rPr>
         <w:t xml:space="preserve">Модель состава системы.</w:t>
+      </w:r>
+      <w:r>
+        <w:rPr>
+          <w:rtl w:val="0"/>
+        </w:rPr>
       </w:r>
       <w:r>
         <w:drawing>
@@ -1285,7 +1297,7 @@
             <wp:extent cx="4867388" cy="2644555"/>
             <wp:effectExtent b="0" l="0" r="0" t="0"/>
             <wp:wrapTopAndBottom distB="114300" distT="114300"/>
-            <wp:docPr id="3" name="image1.png"/>
+            <wp:docPr id="4" name="image1.png"/>
             <a:graphic>
               <a:graphicData uri="http://schemas.openxmlformats.org/drawingml/2006/picture">
                 <pic:pic>
@@ -1294,7 +1306,7 @@
                     <pic:cNvPicPr preferRelativeResize="0"/>
                   </pic:nvPicPr>
                   <pic:blipFill>
-                    <a:blip r:embed="rId6"/>
+                    <a:blip r:embed="rId7"/>
                     <a:srcRect b="0" l="0" r="0" t="0"/>
                     <a:stretch>
                       <a:fillRect/>
@@ -1330,7 +1342,6 @@
           <w:bCs w:val="1"/>
           <w:sz w:val="24"/>
           <w:szCs w:val="24"/>
-          <w:u w:val="none"/>
         </w:rPr>
       </w:pPr>
       <w:r>
@@ -1344,6 +1355,11 @@
         </w:rPr>
         <w:t xml:space="preserve">Модель структуры системы.</w:t>
       </w:r>
+      <w:r>
+        <w:rPr>
+          <w:rtl w:val="0"/>
+        </w:rPr>
+      </w:r>
     </w:p>
     <w:p>
       <w:pPr>
@@ -1797,7 +1813,7 @@
           <w:szCs w:val="24"/>
           <w:rtl w:val="0"/>
         </w:rPr>
-        <w:t xml:space="preserve">- Материальное отношение (поток отходов): Зола из подсистемы топки под действием гравитации перемещается в зольник, а стекающий жир из подсистемы приготовления направляется в жировой поддон.</w:t>
+        <w:t xml:space="preserve">- Материальное отношение (поток отходов): Зола из подсистемы топки под действием гравитации перемещается в зольник, а стекающий жир из подсистемы приготовленияк направляется в жировой поддон.</w:t>
       </w:r>
     </w:p>
     <w:p>
@@ -1832,7 +1848,6 @@
           <w:bCs w:val="1"/>
           <w:sz w:val="24"/>
           <w:szCs w:val="24"/>
-          <w:u w:val="none"/>
         </w:rPr>
       </w:pPr>
       <w:r>
@@ -1845,6 +1860,11 @@
           <w:rtl w:val="0"/>
         </w:rPr>
         <w:t xml:space="preserve">Структурная схема системы</w:t>
+      </w:r>
+      <w:r>
+        <w:rPr>
+          <w:rtl w:val="0"/>
+        </w:rPr>
       </w:r>
     </w:p>
     <w:p>
@@ -1870,9 +1890,9 @@
         </w:rPr>
         <w:drawing>
           <wp:inline distB="114300" distT="114300" distL="114300" distR="114300">
-            <wp:extent cx="5745600" cy="4508500"/>
+            <wp:extent cx="6324487" cy="4960999"/>
             <wp:effectExtent b="0" l="0" r="0" t="0"/>
-            <wp:docPr id="2" name="image2.png"/>
+            <wp:docPr id="6" name="image2.png"/>
             <a:graphic>
               <a:graphicData uri="http://schemas.openxmlformats.org/drawingml/2006/picture">
                 <pic:pic>
@@ -1881,7 +1901,7 @@
                     <pic:cNvPicPr preferRelativeResize="0"/>
                   </pic:nvPicPr>
                   <pic:blipFill>
-                    <a:blip r:embed="rId7"/>
+                    <a:blip r:embed="rId8"/>
                     <a:srcRect b="0" l="0" r="0" t="0"/>
                     <a:stretch>
                       <a:fillRect/>
@@ -1890,7 +1910,7 @@
                   <pic:spPr>
                     <a:xfrm>
                       <a:off x="0" y="0"/>
-                      <a:ext cx="5745600" cy="4508500"/>
+                      <a:ext cx="6324487" cy="4960999"/>
                     </a:xfrm>
                     <a:prstGeom prst="rect"/>
                     <a:ln/>
@@ -1928,16 +1948,16 @@
           <wp:inline distB="114300" distT="114300" distL="114300" distR="114300">
             <wp:extent cx="5745600" cy="4508500"/>
             <wp:effectExtent b="0" l="0" r="0" t="0"/>
-            <wp:docPr id="1" name="image3.png"/>
+            <wp:docPr id="5" name="image2.png"/>
             <a:graphic>
               <a:graphicData uri="http://schemas.openxmlformats.org/drawingml/2006/picture">
                 <pic:pic>
                   <pic:nvPicPr>
-                    <pic:cNvPr id="0" name="image3.png"/>
+                    <pic:cNvPr id="0" name="image2.png"/>
                     <pic:cNvPicPr preferRelativeResize="0"/>
                   </pic:nvPicPr>
                   <pic:blipFill>
-                    <a:blip r:embed="rId7"/>
+                    <a:blip r:embed="rId8"/>
                     <a:srcRect b="0" l="0" r="0" t="0"/>
                     <a:stretch>
                       <a:fillRect/>
@@ -2235,6 +2255,20 @@
       <w:sz w:val="52"/>
       <w:szCs w:val="52"/>
     </w:rPr>
+  </w:style>
+  <w:style w:type="table" w:styleId="TableNormal" w:default="1">
+    <w:name w:val="TableNormal"/>
+    <w:tblPr>
+      <w:tblCellMar>
+        <w:top w:w="100.0" w:type="dxa"/>
+        <w:left w:w="100.0" w:type="dxa"/>
+        <w:bottom w:w="100.0" w:type="dxa"/>
+        <w:right w:w="100.0" w:type="dxa"/>
+      </w:tblCellMar>
+    </w:tblPr>
+  </w:style>
+  <w:style w:type="paragraph" w:styleId="Normal" w:default="1">
+    <w:name w:val="normal"/>
   </w:style>
   <w:style w:type="paragraph" w:styleId="Subtitle">
     <w:name w:val="Subtitle"/>
@@ -2576,4 +2610,19 @@
   </a:objectDefaults>
   <a:extraClrSchemeLst/>
 </a:theme>
+</file>
+
+<file path=customXML/item1.xml><?xml version="1.0" encoding="utf-8"?>
+<go:gDocsCustomXmlDataStorage xmlns:go="http://customooxmlschemas.google.com/" xmlns:r="http://schemas.openxmlformats.org/officeDocument/2006/relationships" uri="GoogleDocsCustomDataVersion2">
+  <go:docsCustomData xmlns:go="http://customooxmlschemas.google.com/" roundtripDataSignature="AMtx7mjqMbJU2s+91w5jeeWOTUI6n2Z4SA==">CgMxLjA4AHIhMVhoOVl5Y3VNZmM4V2NlNzI1MVpqaldTTUM1ejY1d0VO</go:docsCustomData>
+</go:gDocsCustomXmlDataStorage>
+</file>
+
+<file path=customXML/itemProps1.xml><?xml version="1.0" encoding="utf-8"?>
+<ds:datastoreItem xmlns:ds="http://schemas.openxmlformats.org/officeDocument/2006/customXml" ds:itemID="{11111111-1234-1234-1234-123412341234}">
+  <ds:schemaRefs>
+    <ds:schemaRef ds:uri="http://schemas.openxmlformats.org/officeDocument/2006/relationships"/>
+    <ds:schemaRef ds:uri="http://customooxmlschemas.google.com/"/>
+  </ds:schemaRefs>
+</ds:datastoreItem>
 </file>